--- a/klagomål/A 32103-2026 FSC-klagomål.docx
+++ b/klagomål/A 32103-2026 FSC-klagomål.docx
@@ -693,7 +693,7 @@
     <w:r>
       <w:tab/>
       <w:tab/>
-      <w:t>2026-10-05</w:t>
+      <w:t>2026-10-06</w:t>
       <w:br/>
       <w:br/>
     </w:r>

--- a/klagomål/A 32103-2026 FSC-klagomål.docx
+++ b/klagomål/A 32103-2026 FSC-klagomål.docx
@@ -693,7 +693,7 @@
     <w:r>
       <w:tab/>
       <w:tab/>
-      <w:t>2026-10-06</w:t>
+      <w:t>2026-10-07</w:t>
       <w:br/>
       <w:br/>
     </w:r>

--- a/klagomål/A 32103-2026 FSC-klagomål.docx
+++ b/klagomål/A 32103-2026 FSC-klagomål.docx
@@ -693,7 +693,7 @@
     <w:r>
       <w:tab/>
       <w:tab/>
-      <w:t>2026-10-07</w:t>
+      <w:t>2026-10-08</w:t>
       <w:br/>
       <w:br/>
     </w:r>

--- a/klagomål/A 32103-2026 FSC-klagomål.docx
+++ b/klagomål/A 32103-2026 FSC-klagomål.docx
@@ -693,7 +693,7 @@
     <w:r>
       <w:tab/>
       <w:tab/>
-      <w:t>2026-10-08</w:t>
+      <w:t>2026-10-09</w:t>
       <w:br/>
       <w:br/>
     </w:r>

--- a/klagomål/A 32103-2026 FSC-klagomål.docx
+++ b/klagomål/A 32103-2026 FSC-klagomål.docx
@@ -693,7 +693,7 @@
     <w:r>
       <w:tab/>
       <w:tab/>
-      <w:t>2026-10-09</w:t>
+      <w:t>2026-10-10</w:t>
       <w:br/>
       <w:br/>
     </w:r>

--- a/klagomål/A 32103-2026 FSC-klagomål.docx
+++ b/klagomål/A 32103-2026 FSC-klagomål.docx
@@ -693,7 +693,7 @@
     <w:r>
       <w:tab/>
       <w:tab/>
-      <w:t>2026-10-10</w:t>
+      <w:t>2026-10-11</w:t>
       <w:br/>
       <w:br/>
     </w:r>

--- a/klagomål/A 32103-2026 FSC-klagomål.docx
+++ b/klagomål/A 32103-2026 FSC-klagomål.docx
@@ -693,7 +693,7 @@
     <w:r>
       <w:tab/>
       <w:tab/>
-      <w:t>2026-10-11</w:t>
+      <w:t>2026-10-12</w:t>
       <w:br/>
       <w:br/>
     </w:r>

--- a/klagomål/A 32103-2026 FSC-klagomål.docx
+++ b/klagomål/A 32103-2026 FSC-klagomål.docx
@@ -693,7 +693,7 @@
     <w:r>
       <w:tab/>
       <w:tab/>
-      <w:t>2026-10-12</w:t>
+      <w:t>2026-10-13</w:t>
       <w:br/>
       <w:br/>
     </w:r>

--- a/klagomål/A 32103-2026 FSC-klagomål.docx
+++ b/klagomål/A 32103-2026 FSC-klagomål.docx
@@ -693,7 +693,7 @@
     <w:r>
       <w:tab/>
       <w:tab/>
-      <w:t>2026-10-13</w:t>
+      <w:t>2026-10-14</w:t>
       <w:br/>
       <w:br/>
     </w:r>

--- a/klagomål/A 32103-2026 FSC-klagomål.docx
+++ b/klagomål/A 32103-2026 FSC-klagomål.docx
@@ -693,7 +693,7 @@
     <w:r>
       <w:tab/>
       <w:tab/>
-      <w:t>2026-10-14</w:t>
+      <w:t>2026-10-15</w:t>
       <w:br/>
       <w:br/>
     </w:r>

--- a/klagomål/A 32103-2026 FSC-klagomål.docx
+++ b/klagomål/A 32103-2026 FSC-klagomål.docx
@@ -693,7 +693,7 @@
     <w:r>
       <w:tab/>
       <w:tab/>
-      <w:t>2026-10-15</w:t>
+      <w:t>2026-10-16</w:t>
       <w:br/>
       <w:br/>
     </w:r>

--- a/klagomål/A 32103-2026 FSC-klagomål.docx
+++ b/klagomål/A 32103-2026 FSC-klagomål.docx
@@ -178,7 +178,7 @@
       <w:r>
         <w:drawing>
           <wp:inline xmlns:a="http://schemas.openxmlformats.org/drawingml/2006/main" xmlns:pic="http://schemas.openxmlformats.org/drawingml/2006/picture">
-            <wp:extent cx="5486400" cy="5030064"/>
+            <wp:extent cx="5486400" cy="4915463"/>
             <wp:docPr id="1" name="Picture 1"/>
             <wp:cNvGraphicFramePr>
               <a:graphicFrameLocks noChangeAspect="1"/>
@@ -199,7 +199,7 @@
                   <pic:spPr>
                     <a:xfrm>
                       <a:off x="0" y="0"/>
-                      <a:ext cx="5486400" cy="5030064"/>
+                      <a:ext cx="5486400" cy="4915463"/>
                     </a:xfrm>
                     <a:prstGeom prst="rect"/>
                   </pic:spPr>
@@ -221,7 +221,7 @@
     </w:p>
     <w:p>
       <w:r>
-        <w:t>I avverkningsanmälan finns fynd av 1 naturvårdsarter, varav 1 är rödlistad, 1 är fridlyst och 1 är typisk (T): nötkråka (NT, T, §4). Se Figur 1.</w:t>
+        <w:t>I avverkningsanmälan finns fynd av 3 naturvårdsarter, varav 1 är rödlistad, 1 är fridlyst, 2 är typiska (T) och 2 är signalarter (S): nötkråka (NT, T, §4), brandticka (S) och granbarkgnagare (S, T). Se Figur 1.</w:t>
       </w:r>
     </w:p>
     <w:p>
@@ -270,6 +270,37 @@
       </w:r>
       <w:r>
         <w:t xml:space="preserve"> (SLU Artdatabanken, 2026; Skogsstyrelsen, 2016).</w:t>
+      </w:r>
+    </w:p>
+    <w:p>
+      <w:r>
+        <w:rPr>
+          <w:b/>
+        </w:rPr>
+        <w:t xml:space="preserve">Brandticka </w:t>
+      </w:r>
+      <w:r>
+        <w:t>förekommer främst i olikåldrig fuktig granskog med mycket död ved, ofta i kärrkanter eller vid bäckar på lokaler med hög luftfuktighet. Växer huvudsakligen på grova granlågor, någon enstaka gång på tall, asp eller björk, och verkar knuten till ved som först rötats av klibbticka. Arten var tidigare rödlistad men en sentida ökning, bland annat i barkborreangripna granplanteringar i sydligaste Skandinavien har förändrat hotbilden. Populationen i landet kan påverkas negativt av kalavverkning och ett skogsbruk som innebär att mängden grova granlågor minskar. Även dikning och gallring som leder till ett torrare mikroklimat på växtplatserna kan ha negativ inverkan. För att säkerställa en gynnsam bevarandestatus på sikt bör områdesskydd av artens livsmiljöer upprättas på ett sätt som tryggar livskraftiga populationer på landskapsnivå. Vid skogsbruk bör grov död ved och skyddszoner vid kärr och vattendrag lämnas, och träd tillåtas åldras och dö på ett sätt som skapar kontinuerlig tillgång på livsmiljöer (SLU Artdatabanken, 2025).</w:t>
+      </w:r>
+    </w:p>
+    <w:p>
+      <w:r>
+        <w:rPr>
+          <w:b/>
+        </w:rPr>
+        <w:t xml:space="preserve">Granbarkgnagare </w:t>
+      </w:r>
+      <w:r>
+        <w:t xml:space="preserve">är en skalbagge vars larvutveckling sker i den tjocka ytterbarken på gamla och mycket grova levande granar. Man lägger lätt märke till angreppen på träden eftersom flera grova kläckhål ligger ganska tätt intill varandra på de grövre barkåsarna. Kläckhålen är runda och ca 1,5 mm breda. Granbarkgnagare är typisk art för </w:t>
+      </w:r>
+      <w:r>
+        <w:rPr>
+          <w:i/>
+        </w:rPr>
+        <w:t xml:space="preserve">9010 Taiga </w:t>
+      </w:r>
+      <w:r>
+        <w:t>(Ehnström, 2002; SLU Artdatabanken, 2025).</w:t>
       </w:r>
     </w:p>
     <w:p>
@@ -378,7 +409,7 @@
         <w:rPr>
           <w:i/>
         </w:rPr>
-        <w:t>I det avverkningsanmälda skogsområdet har 1 naturvårdsarter varav 1 rödlistade arter sina livsmiljöer och växtplatser.</w:t>
+        <w:t>I det avverkningsanmälda skogsområdet har 3 naturvårdsarter varav 1 rödlistade arter sina livsmiljöer och växtplatser.</w:t>
       </w:r>
     </w:p>
     <w:p>
@@ -693,7 +724,7 @@
     <w:r>
       <w:tab/>
       <w:tab/>
-      <w:t>2026-10-16</w:t>
+      <w:t>2026-10-17</w:t>
       <w:br/>
       <w:br/>
     </w:r>

--- a/klagomål/A 32103-2026 FSC-klagomål.docx
+++ b/klagomål/A 32103-2026 FSC-klagomål.docx
@@ -724,7 +724,7 @@
     <w:r>
       <w:tab/>
       <w:tab/>
-      <w:t>2026-10-17</w:t>
+      <w:t>2026-10-18</w:t>
       <w:br/>
       <w:br/>
     </w:r>

--- a/klagomål/A 32103-2026 FSC-klagomål.docx
+++ b/klagomål/A 32103-2026 FSC-klagomål.docx
@@ -724,7 +724,7 @@
     <w:r>
       <w:tab/>
       <w:tab/>
-      <w:t>2026-10-18</w:t>
+      <w:t>2026-10-19</w:t>
       <w:br/>
       <w:br/>
     </w:r>

--- a/klagomål/A 32103-2026 FSC-klagomål.docx
+++ b/klagomål/A 32103-2026 FSC-klagomål.docx
@@ -724,7 +724,7 @@
     <w:r>
       <w:tab/>
       <w:tab/>
-      <w:t>2026-10-19</w:t>
+      <w:t>2026-10-20</w:t>
       <w:br/>
       <w:br/>
     </w:r>

--- a/klagomål/A 32103-2026 FSC-klagomål.docx
+++ b/klagomål/A 32103-2026 FSC-klagomål.docx
@@ -724,7 +724,7 @@
     <w:r>
       <w:tab/>
       <w:tab/>
-      <w:t>2026-10-20</w:t>
+      <w:t>2026-10-21</w:t>
       <w:br/>
       <w:br/>
     </w:r>

--- a/klagomål/A 32103-2026 FSC-klagomål.docx
+++ b/klagomål/A 32103-2026 FSC-klagomål.docx
@@ -724,7 +724,7 @@
     <w:r>
       <w:tab/>
       <w:tab/>
-      <w:t>2026-10-21</w:t>
+      <w:t>2026-10-22</w:t>
       <w:br/>
       <w:br/>
     </w:r>

--- a/klagomål/A 32103-2026 FSC-klagomål.docx
+++ b/klagomål/A 32103-2026 FSC-klagomål.docx
@@ -724,7 +724,7 @@
     <w:r>
       <w:tab/>
       <w:tab/>
-      <w:t>2026-10-22</w:t>
+      <w:t>2026-10-23</w:t>
       <w:br/>
       <w:br/>
     </w:r>

--- a/klagomål/A 32103-2026 FSC-klagomål.docx
+++ b/klagomål/A 32103-2026 FSC-klagomål.docx
@@ -724,7 +724,7 @@
     <w:r>
       <w:tab/>
       <w:tab/>
-      <w:t>2026-10-23</w:t>
+      <w:t>2026-10-24</w:t>
       <w:br/>
       <w:br/>
     </w:r>

--- a/klagomål/A 32103-2026 FSC-klagomål.docx
+++ b/klagomål/A 32103-2026 FSC-klagomål.docx
@@ -724,7 +724,7 @@
     <w:r>
       <w:tab/>
       <w:tab/>
-      <w:t>2026-10-24</w:t>
+      <w:t>2026-10-25</w:t>
       <w:br/>
       <w:br/>
     </w:r>

--- a/klagomål/A 32103-2026 FSC-klagomål.docx
+++ b/klagomål/A 32103-2026 FSC-klagomål.docx
@@ -724,7 +724,7 @@
     <w:r>
       <w:tab/>
       <w:tab/>
-      <w:t>2026-10-25</w:t>
+      <w:t>2026-10-26</w:t>
       <w:br/>
       <w:br/>
     </w:r>

--- a/klagomål/A 32103-2026 FSC-klagomål.docx
+++ b/klagomål/A 32103-2026 FSC-klagomål.docx
@@ -724,7 +724,7 @@
     <w:r>
       <w:tab/>
       <w:tab/>
-      <w:t>2026-10-26</w:t>
+      <w:t>2026-10-27</w:t>
       <w:br/>
       <w:br/>
     </w:r>

--- a/klagomål/A 32103-2026 FSC-klagomål.docx
+++ b/klagomål/A 32103-2026 FSC-klagomål.docx
@@ -724,7 +724,7 @@
     <w:r>
       <w:tab/>
       <w:tab/>
-      <w:t>2026-10-27</w:t>
+      <w:t>2026-10-28</w:t>
       <w:br/>
       <w:br/>
     </w:r>

--- a/klagomål/A 32103-2026 FSC-klagomål.docx
+++ b/klagomål/A 32103-2026 FSC-klagomål.docx
@@ -724,7 +724,7 @@
     <w:r>
       <w:tab/>
       <w:tab/>
-      <w:t>2026-10-28</w:t>
+      <w:t>2026-10-29</w:t>
       <w:br/>
       <w:br/>
     </w:r>

--- a/klagomål/A 32103-2026 FSC-klagomål.docx
+++ b/klagomål/A 32103-2026 FSC-klagomål.docx
@@ -724,7 +724,7 @@
     <w:r>
       <w:tab/>
       <w:tab/>
-      <w:t>2026-10-29</w:t>
+      <w:t>2026-10-31</w:t>
       <w:br/>
       <w:br/>
     </w:r>
